--- a/Template_DPB_Schola Amoris.docx
+++ b/Template_DPB_Schola Amoris.docx
@@ -745,20 +745,8 @@
                 <w:sz w:val="20"/>
                 <w:szCs w:val="20"/>
               </w:rPr>
-              <w:t>{{CP}}</w:t>
-            </w:r>
-          </w:p>
-          <w:p>
-            <w:pPr>
-              <w:autoSpaceDE w:val="0"/>
-              <w:autoSpaceDN w:val="0"/>
-              <w:adjustRightInd w:val="0"/>
-              <w:rPr>
-                <w:b/>
-                <w:sz w:val="20"/>
-                <w:szCs w:val="20"/>
-              </w:rPr>
-            </w:pPr>
+              <w:t>{{Capaian_Pembelajaran}}</w:t>
+            </w:r>
           </w:p>
           <w:p>
             <w:pPr>
@@ -916,38 +904,13 @@
               </w:rPr>
               <w:t xml:space="preserve">: </w:t>
             </w:r>
-          </w:p>
-          <w:p>
-            <w:pPr>
+            <w:r>
               <w:rPr>
                 <w:b/>
                 <w:sz w:val="20"/>
                 <w:szCs w:val="20"/>
               </w:rPr>
-            </w:pPr>
-            <w:r>
-              <w:rPr>
-                <w:b/>
-                <w:sz w:val="20"/>
-                <w:szCs w:val="20"/>
-              </w:rPr>
-              <w:t>{{CP</w:t>
-            </w:r>
-            <w:r>
-              <w:rPr>
-                <w:b/>
-                <w:sz w:val="20"/>
-                <w:szCs w:val="20"/>
-              </w:rPr>
-              <w:t>_</w:t>
-            </w:r>
-            <w:r>
-              <w:rPr>
-                <w:b/>
-                <w:sz w:val="20"/>
-                <w:szCs w:val="20"/>
-              </w:rPr>
-              <w:t>SGDs}}</w:t>
+              <w:t>{{Capaian_SDGs}}</w:t>
             </w:r>
           </w:p>
         </w:tc>
@@ -980,29 +943,11 @@
             <w:r>
               <w:rPr>
                 <w:b/>
-                <w:i/>
+                <w:iCs/>
                 <w:sz w:val="20"/>
                 <w:szCs w:val="20"/>
               </w:rPr>
-              <w:t>{{TP</w:t>
-            </w:r>
-            <w:r>
-              <w:rPr>
-                <w:b/>
-                <w:i/>
-                <w:sz w:val="20"/>
-                <w:szCs w:val="20"/>
-              </w:rPr>
-              <w:t>_</w:t>
-            </w:r>
-            <w:r>
-              <w:rPr>
-                <w:b/>
-                <w:i/>
-                <w:sz w:val="20"/>
-                <w:szCs w:val="20"/>
-              </w:rPr>
-              <w:t>SGDs}}</w:t>
+              <w:t>{{TP_SDGs}}</w:t>
             </w:r>
           </w:p>
           <w:p>

--- a/Template_DPB_Schola Amoris.docx
+++ b/Template_DPB_Schola Amoris.docx
@@ -87,7 +87,7 @@
           <w:p>
             <w:pPr>
               <w:rPr>
-                <w:b/>
+                <w:bCs/>
                 <w:i/>
                 <w:sz w:val="24"/>
                 <w:szCs w:val="24"/>
@@ -95,7 +95,7 @@
             </w:pPr>
             <w:r>
               <w:rPr>
-                <w:b/>
+                <w:bCs/>
                 <w:i/>
                 <w:sz w:val="24"/>
                 <w:szCs w:val="24"/>
@@ -104,7 +104,7 @@
             </w:r>
             <w:r>
               <w:rPr>
-                <w:b/>
+                <w:bCs/>
                 <w:i/>
                 <w:sz w:val="24"/>
                 <w:szCs w:val="24"/>
@@ -113,7 +113,7 @@
             </w:r>
             <w:r>
               <w:rPr>
-                <w:b/>
+                <w:bCs/>
                 <w:i/>
                 <w:sz w:val="24"/>
                 <w:szCs w:val="24"/>
@@ -174,7 +174,7 @@
           <w:p>
             <w:pPr>
               <w:rPr>
-                <w:b/>
+                <w:bCs/>
               </w:rPr>
             </w:pPr>
             <w:r>
@@ -197,31 +197,31 @@
             </w:r>
             <w:r>
               <w:rPr>
-                <w:b/>
+                <w:bCs/>
               </w:rPr>
               <w:t>{{Identifikasi</w:t>
             </w:r>
             <w:r>
               <w:rPr>
-                <w:b/>
+                <w:bCs/>
               </w:rPr>
               <w:t>_</w:t>
             </w:r>
             <w:r>
               <w:rPr>
-                <w:b/>
+                <w:bCs/>
               </w:rPr>
               <w:t>Peserta</w:t>
             </w:r>
             <w:r>
               <w:rPr>
-                <w:b/>
+                <w:bCs/>
               </w:rPr>
               <w:t>_</w:t>
             </w:r>
             <w:r>
               <w:rPr>
-                <w:b/>
+                <w:bCs/>
               </w:rPr>
               <w:t>Didik}}</w:t>
             </w:r>
@@ -261,16 +261,16 @@
             <w:pPr>
               <w:jc w:val="center"/>
               <w:rPr>
-                <w:b/>
+                <w:bCs/>
                 <w:iCs/>
               </w:rPr>
             </w:pPr>
             <w:r>
               <w:rPr>
-                <w:b/>
+                <w:bCs/>
                 <w:iCs/>
               </w:rPr>
-              <w:t>{{MAPEL}}</w:t>
+              <w:t>{{Mapel}}</w:t>
             </w:r>
           </w:p>
         </w:tc>
@@ -354,13 +354,13 @@
           <w:p>
             <w:pPr>
               <w:rPr>
-                <w:b/>
+                <w:bCs/>
                 <w:i/>
               </w:rPr>
             </w:pPr>
             <w:r>
               <w:rPr>
-                <w:b/>
+                <w:bCs/>
                 <w:i/>
               </w:rPr>
               <w:t>{{Jenjang}}</w:t>
@@ -551,13 +551,13 @@
           <w:p>
             <w:pPr>
               <w:rPr>
-                <w:b/>
+                <w:bCs/>
                 <w:i/>
               </w:rPr>
             </w:pPr>
             <w:r>
               <w:rPr>
-                <w:b/>
+                <w:bCs/>
                 <w:i/>
               </w:rPr>
               <w:t>{{Fase}}</w:t>
@@ -734,14 +734,14 @@
               <w:autoSpaceDN w:val="0"/>
               <w:adjustRightInd w:val="0"/>
               <w:rPr>
-                <w:b/>
+                <w:bCs/>
                 <w:sz w:val="20"/>
                 <w:szCs w:val="20"/>
               </w:rPr>
             </w:pPr>
             <w:r>
               <w:rPr>
-                <w:b/>
+                <w:bCs/>
                 <w:sz w:val="20"/>
                 <w:szCs w:val="20"/>
               </w:rPr>
@@ -781,14 +781,14 @@
           <w:p>
             <w:pPr>
               <w:rPr>
-                <w:b/>
+                <w:bCs/>
                 <w:sz w:val="20"/>
                 <w:szCs w:val="20"/>
               </w:rPr>
             </w:pPr>
             <w:r>
               <w:rPr>
-                <w:b/>
+                <w:bCs/>
                 <w:sz w:val="20"/>
                 <w:szCs w:val="20"/>
               </w:rPr>
@@ -796,7 +796,7 @@
             </w:r>
             <w:r>
               <w:rPr>
-                <w:b/>
+                <w:bCs/>
                 <w:sz w:val="20"/>
                 <w:szCs w:val="20"/>
               </w:rPr>
@@ -804,7 +804,7 @@
             </w:r>
             <w:r>
               <w:rPr>
-                <w:b/>
+                <w:bCs/>
                 <w:sz w:val="20"/>
                 <w:szCs w:val="20"/>
               </w:rPr>
@@ -820,14 +820,14 @@
           <w:p>
             <w:pPr>
               <w:rPr>
-                <w:b/>
+                <w:bCs/>
                 <w:sz w:val="20"/>
                 <w:szCs w:val="20"/>
               </w:rPr>
             </w:pPr>
             <w:r>
               <w:rPr>
-                <w:b/>
+                <w:bCs/>
                 <w:sz w:val="20"/>
                 <w:szCs w:val="20"/>
               </w:rPr>
@@ -835,7 +835,7 @@
             </w:r>
             <w:r>
               <w:rPr>
-                <w:b/>
+                <w:bCs/>
                 <w:sz w:val="20"/>
                 <w:szCs w:val="20"/>
               </w:rPr>
@@ -843,7 +843,7 @@
             </w:r>
             <w:r>
               <w:rPr>
-                <w:b/>
+                <w:bCs/>
                 <w:sz w:val="20"/>
                 <w:szCs w:val="20"/>
               </w:rPr>
@@ -851,7 +851,7 @@
             </w:r>
             <w:r>
               <w:rPr>
-                <w:b/>
+                <w:bCs/>
                 <w:sz w:val="20"/>
                 <w:szCs w:val="20"/>
               </w:rPr>
@@ -859,7 +859,7 @@
             </w:r>
             <w:r>
               <w:rPr>
-                <w:b/>
+                <w:bCs/>
                 <w:sz w:val="20"/>
                 <w:szCs w:val="20"/>
               </w:rPr>
@@ -906,7 +906,7 @@
             </w:r>
             <w:r>
               <w:rPr>
-                <w:b/>
+                <w:bCs/>
                 <w:sz w:val="20"/>
                 <w:szCs w:val="20"/>
               </w:rPr>
@@ -942,7 +942,7 @@
             </w:r>
             <w:r>
               <w:rPr>
-                <w:b/>
+                <w:bCs/>
                 <w:iCs/>
                 <w:sz w:val="20"/>
                 <w:szCs w:val="20"/>
@@ -994,7 +994,7 @@
           <w:p>
             <w:pPr>
               <w:rPr>
-                <w:b/>
+                <w:bCs/>
                 <w:i/>
                 <w:noProof/>
                 <w:sz w:val="20"/>
@@ -1003,7 +1003,7 @@
             </w:pPr>
             <w:r>
               <w:rPr>
-                <w:b/>
+                <w:bCs/>
                 <w:i/>
                 <w:noProof/>
                 <w:sz w:val="20"/>
@@ -1013,7 +1013,7 @@
             </w:r>
             <w:r>
               <w:rPr>
-                <w:b/>
+                <w:bCs/>
                 <w:i/>
                 <w:noProof/>
                 <w:sz w:val="20"/>
@@ -1023,7 +1023,7 @@
             </w:r>
             <w:r>
               <w:rPr>
-                <w:b/>
+                <w:bCs/>
                 <w:i/>
                 <w:noProof/>
                 <w:sz w:val="20"/>
@@ -1069,14 +1069,14 @@
           <w:p>
             <w:pPr>
               <w:rPr>
-                <w:b/>
+                <w:bCs/>
                 <w:sz w:val="20"/>
                 <w:szCs w:val="20"/>
               </w:rPr>
             </w:pPr>
             <w:r>
               <w:rPr>
-                <w:b/>
+                <w:bCs/>
                 <w:sz w:val="20"/>
                 <w:szCs w:val="20"/>
               </w:rPr>
@@ -1084,7 +1084,7 @@
             </w:r>
             <w:r>
               <w:rPr>
-                <w:b/>
+                <w:bCs/>
                 <w:sz w:val="20"/>
                 <w:szCs w:val="20"/>
               </w:rPr>
@@ -1092,7 +1092,7 @@
             </w:r>
             <w:r>
               <w:rPr>
-                <w:b/>
+                <w:bCs/>
                 <w:sz w:val="20"/>
                 <w:szCs w:val="20"/>
               </w:rPr>
@@ -1149,27 +1149,27 @@
           <w:p>
             <w:pPr>
               <w:rPr>
-                <w:b/>
+                <w:bCs/>
                 <w:noProof/>
               </w:rPr>
             </w:pPr>
             <w:r>
               <w:rPr>
-                <w:b/>
+                <w:bCs/>
                 <w:noProof/>
               </w:rPr>
               <w:t>{{Praktik</w:t>
             </w:r>
             <w:r>
               <w:rPr>
-                <w:b/>
+                <w:bCs/>
                 <w:noProof/>
               </w:rPr>
               <w:t>_</w:t>
             </w:r>
             <w:r>
               <w:rPr>
-                <w:b/>
+                <w:bCs/>
                 <w:noProof/>
               </w:rPr>
               <w:t>Pedagogis}}</w:t>
@@ -1196,7 +1196,7 @@
             <w:pPr>
               <w:jc w:val="both"/>
               <w:rPr>
-                <w:b/>
+                <w:bCs/>
                 <w:noProof/>
                 <w:sz w:val="20"/>
                 <w:szCs w:val="20"/>
@@ -1204,7 +1204,7 @@
             </w:pPr>
             <w:r>
               <w:rPr>
-                <w:b/>
+                <w:bCs/>
                 <w:noProof/>
                 <w:sz w:val="20"/>
                 <w:szCs w:val="20"/>
@@ -1213,7 +1213,7 @@
             </w:r>
             <w:r>
               <w:rPr>
-                <w:b/>
+                <w:bCs/>
                 <w:noProof/>
                 <w:sz w:val="20"/>
                 <w:szCs w:val="20"/>
@@ -1222,7 +1222,7 @@
             </w:r>
             <w:r>
               <w:rPr>
-                <w:b/>
+                <w:bCs/>
                 <w:noProof/>
                 <w:sz w:val="20"/>
                 <w:szCs w:val="20"/>
@@ -1316,7 +1316,7 @@
             </w:r>
             <w:r>
               <w:rPr>
-                <w:b/>
+                <w:bCs/>
                 <w:sz w:val="20"/>
                 <w:szCs w:val="20"/>
               </w:rPr>
@@ -1324,7 +1324,7 @@
             </w:r>
             <w:r>
               <w:rPr>
-                <w:b/>
+                <w:bCs/>
                 <w:sz w:val="20"/>
                 <w:szCs w:val="20"/>
               </w:rPr>
@@ -1332,7 +1332,7 @@
             </w:r>
             <w:r>
               <w:rPr>
-                <w:b/>
+                <w:bCs/>
                 <w:sz w:val="20"/>
                 <w:szCs w:val="20"/>
               </w:rPr>
@@ -1366,7 +1366,7 @@
             </w:r>
             <w:r>
               <w:rPr>
-                <w:b/>
+                <w:bCs/>
                 <w:sz w:val="20"/>
                 <w:szCs w:val="20"/>
               </w:rPr>
@@ -1374,7 +1374,7 @@
             </w:r>
             <w:r>
               <w:rPr>
-                <w:b/>
+                <w:bCs/>
                 <w:sz w:val="20"/>
                 <w:szCs w:val="20"/>
               </w:rPr>
@@ -1382,7 +1382,7 @@
             </w:r>
             <w:r>
               <w:rPr>
-                <w:b/>
+                <w:bCs/>
                 <w:sz w:val="20"/>
                 <w:szCs w:val="20"/>
               </w:rPr>
@@ -1416,7 +1416,7 @@
             </w:r>
             <w:r>
               <w:rPr>
-                <w:b/>
+                <w:bCs/>
                 <w:sz w:val="20"/>
                 <w:szCs w:val="20"/>
               </w:rPr>
@@ -1424,7 +1424,7 @@
             </w:r>
             <w:r>
               <w:rPr>
-                <w:b/>
+                <w:bCs/>
                 <w:sz w:val="20"/>
                 <w:szCs w:val="20"/>
               </w:rPr>
@@ -1432,7 +1432,7 @@
             </w:r>
             <w:r>
               <w:rPr>
-                <w:b/>
+                <w:bCs/>
                 <w:sz w:val="20"/>
                 <w:szCs w:val="20"/>
               </w:rPr>
@@ -2411,29 +2411,35 @@
               <w:rPr>
                 <w:b/>
               </w:rPr>
-              <w:t xml:space="preserve"> {{Santo</w:t>
-            </w:r>
-            <w:r>
-              <w:rPr>
-                <w:b/>
+              <w:t xml:space="preserve"> </w:t>
+            </w:r>
+            <w:r>
+              <w:rPr>
+                <w:bCs/>
+              </w:rPr>
+              <w:t>{{Santo</w:t>
+            </w:r>
+            <w:r>
+              <w:rPr>
+                <w:bCs/>
               </w:rPr>
               <w:t>_</w:t>
             </w:r>
             <w:r>
               <w:rPr>
-                <w:b/>
+                <w:bCs/>
               </w:rPr>
               <w:t>Santa</w:t>
             </w:r>
             <w:r>
               <w:rPr>
-                <w:b/>
+                <w:bCs/>
               </w:rPr>
               <w:t>_</w:t>
             </w:r>
             <w:r>
               <w:rPr>
-                <w:b/>
+                <w:bCs/>
               </w:rPr>
               <w:t>Pelindung}}</w:t>
             </w:r>
@@ -2483,19 +2489,19 @@
             </w:r>
             <w:r>
               <w:rPr>
-                <w:b/>
+                <w:bCs/>
               </w:rPr>
               <w:t>{{Kearifan</w:t>
             </w:r>
             <w:r>
               <w:rPr>
-                <w:b/>
+                <w:bCs/>
               </w:rPr>
               <w:t>_</w:t>
             </w:r>
             <w:r>
               <w:rPr>
-                <w:b/>
+                <w:bCs/>
               </w:rPr>
               <w:t>Lokal}}</w:t>
             </w:r>
@@ -2585,24 +2591,24 @@
           <w:p>
             <w:pPr>
               <w:rPr>
-                <w:b/>
-              </w:rPr>
-            </w:pPr>
-            <w:r>
-              <w:rPr>
-                <w:b/>
+                <w:bCs/>
+              </w:rPr>
+            </w:pPr>
+            <w:r>
+              <w:rPr>
+                <w:bCs/>
               </w:rPr>
               <w:t>{{KA</w:t>
             </w:r>
             <w:r>
               <w:rPr>
-                <w:b/>
+                <w:bCs/>
               </w:rPr>
               <w:t>IH</w:t>
             </w:r>
             <w:r>
               <w:rPr>
-                <w:b/>
+                <w:bCs/>
               </w:rPr>
               <w:t>}}</w:t>
             </w:r>
@@ -2634,31 +2640,31 @@
             </w:r>
             <w:r>
               <w:rPr>
-                <w:b/>
+                <w:bCs/>
               </w:rPr>
               <w:t>{{Dimensi</w:t>
             </w:r>
             <w:r>
               <w:rPr>
-                <w:b/>
+                <w:bCs/>
               </w:rPr>
               <w:t>_</w:t>
             </w:r>
             <w:r>
               <w:rPr>
-                <w:b/>
+                <w:bCs/>
               </w:rPr>
               <w:t>Profil</w:t>
             </w:r>
             <w:r>
               <w:rPr>
-                <w:b/>
+                <w:bCs/>
               </w:rPr>
               <w:t>_</w:t>
             </w:r>
             <w:r>
               <w:rPr>
-                <w:b/>
+                <w:bCs/>
               </w:rPr>
               <w:t>Lulusan}}</w:t>
             </w:r>
@@ -2678,19 +2684,19 @@
             </w:r>
             <w:r>
               <w:rPr>
-                <w:b/>
+                <w:bCs/>
               </w:rPr>
               <w:t>{{Sub</w:t>
             </w:r>
             <w:r>
               <w:rPr>
-                <w:b/>
+                <w:bCs/>
               </w:rPr>
               <w:t>_</w:t>
             </w:r>
             <w:r>
               <w:rPr>
-                <w:b/>
+                <w:bCs/>
               </w:rPr>
               <w:t>Dimensi}}</w:t>
             </w:r>
@@ -2711,7 +2717,7 @@
             </w:r>
             <w:r>
               <w:rPr>
-                <w:b/>
+                <w:bCs/>
               </w:rPr>
               <w:t>{{Kompetensi}}</w:t>
             </w:r>
@@ -2947,6 +2953,9 @@
         </w:tc>
       </w:tr>
       <w:tr>
+        <w:trPr>
+          <w:cantSplit/>
+        </w:trPr>
         <w:tc>
           <w:tcPr>
             <w:tcW w:w="709" w:type="dxa"/>
@@ -3167,6 +3176,56 @@
               </w:rPr>
             </w:pPr>
           </w:p>
+          <w:p>
+            <w:pPr>
+              <w:rPr>
+                <w:sz w:val="18"/>
+                <w:szCs w:val="18"/>
+              </w:rPr>
+            </w:pPr>
+          </w:p>
+          <w:p>
+            <w:pPr>
+              <w:rPr>
+                <w:sz w:val="18"/>
+                <w:szCs w:val="18"/>
+              </w:rPr>
+            </w:pPr>
+          </w:p>
+          <w:p>
+            <w:pPr>
+              <w:rPr>
+                <w:sz w:val="18"/>
+                <w:szCs w:val="18"/>
+              </w:rPr>
+            </w:pPr>
+          </w:p>
+          <w:p>
+            <w:pPr>
+              <w:rPr>
+                <w:sz w:val="18"/>
+                <w:szCs w:val="18"/>
+              </w:rPr>
+            </w:pPr>
+          </w:p>
+          <w:p>
+            <w:pPr>
+              <w:tabs>
+                <w:tab w:val="left" w:pos="1170"/>
+              </w:tabs>
+              <w:rPr>
+                <w:sz w:val="18"/>
+                <w:szCs w:val="18"/>
+              </w:rPr>
+            </w:pPr>
+            <w:r>
+              <w:rPr>
+                <w:sz w:val="18"/>
+                <w:szCs w:val="18"/>
+              </w:rPr>
+              <w:tab/>
+            </w:r>
+          </w:p>
         </w:tc>
         <w:tc>
           <w:tcPr>
@@ -3387,29 +3446,25 @@
           <w:p>
             <w:pPr>
               <w:ind w:left="452"/>
-              <w:rPr>
-                <w:b/>
-                <w:bCs/>
-              </w:rPr>
-            </w:pPr>
-            <w:r>
-              <w:rPr>
-                <w:b/>
-                <w:bCs/>
+            </w:pPr>
+            <w:r>
+              <w:rPr>
+                <w:sz w:val="18"/>
+                <w:szCs w:val="18"/>
               </w:rPr>
               <w:t>{{TP</w:t>
             </w:r>
             <w:r>
               <w:rPr>
-                <w:b/>
-                <w:bCs/>
+                <w:sz w:val="18"/>
+                <w:szCs w:val="18"/>
               </w:rPr>
               <w:t>_</w:t>
             </w:r>
             <w:r>
               <w:rPr>
-                <w:b/>
-                <w:bCs/>
+                <w:sz w:val="18"/>
+                <w:szCs w:val="18"/>
               </w:rPr>
               <w:t>Afektif}}</w:t>
             </w:r>
@@ -3509,18 +3564,6 @@
               </w:rPr>
               <w:t>Afektif}}</w:t>
             </w:r>
-          </w:p>
-          <w:p>
-            <w:pPr>
-              <w:tabs>
-                <w:tab w:val="left" w:pos="483"/>
-              </w:tabs>
-              <w:ind w:left="452" w:hanging="425"/>
-              <w:rPr>
-                <w:sz w:val="18"/>
-                <w:szCs w:val="18"/>
-              </w:rPr>
-            </w:pPr>
           </w:p>
           <w:p>
             <w:pPr>
@@ -4014,6 +4057,9 @@
         <w:gridCol w:w="573"/>
       </w:tblGrid>
       <w:tr>
+        <w:trPr>
+          <w:trHeight w:val="420"/>
+        </w:trPr>
         <w:tc>
           <w:tcPr>
             <w:tcW w:w="773" w:type="dxa"/>
@@ -4511,9 +4557,6 @@
     </w:tbl>
     <w:p/>
     <w:p>
-      <w:pPr>
-        <w:pStyle w:val="Heading1"/>
-      </w:pPr>
       <w:r>
         <w:br w:type="page"/>
       </w:r>
@@ -4591,36 +4634,36 @@
           <w:p>
             <w:pPr>
               <w:rPr>
-                <w:b/>
-              </w:rPr>
-            </w:pPr>
-            <w:r>
-              <w:rPr>
-                <w:b/>
+                <w:bCs/>
+              </w:rPr>
+            </w:pPr>
+            <w:r>
+              <w:rPr>
+                <w:bCs/>
               </w:rPr>
               <w:t>{{Membagikan</w:t>
             </w:r>
             <w:r>
               <w:rPr>
-                <w:b/>
+                <w:bCs/>
               </w:rPr>
               <w:t>_</w:t>
             </w:r>
             <w:r>
               <w:rPr>
-                <w:b/>
+                <w:bCs/>
               </w:rPr>
               <w:t>Pengalaman</w:t>
             </w:r>
             <w:r>
               <w:rPr>
-                <w:b/>
+                <w:bCs/>
               </w:rPr>
               <w:t>_</w:t>
             </w:r>
             <w:r>
               <w:rPr>
-                <w:b/>
+                <w:bCs/>
               </w:rPr>
               <w:t>Belajar}}</w:t>
             </w:r>
@@ -4737,36 +4780,36 @@
             <w:pPr>
               <w:jc w:val="both"/>
               <w:rPr>
-                <w:b/>
-              </w:rPr>
-            </w:pPr>
-            <w:r>
-              <w:rPr>
-                <w:b/>
+                <w:bCs/>
+              </w:rPr>
+            </w:pPr>
+            <w:r>
+              <w:rPr>
+                <w:bCs/>
               </w:rPr>
               <w:t>{{Refleksi</w:t>
             </w:r>
             <w:r>
               <w:rPr>
-                <w:b/>
+                <w:bCs/>
               </w:rPr>
               <w:t>_</w:t>
             </w:r>
             <w:r>
               <w:rPr>
-                <w:b/>
+                <w:bCs/>
               </w:rPr>
               <w:t>Perkembangan</w:t>
             </w:r>
             <w:r>
               <w:rPr>
-                <w:b/>
+                <w:bCs/>
               </w:rPr>
               <w:t>_</w:t>
             </w:r>
             <w:r>
               <w:rPr>
-                <w:b/>
+                <w:bCs/>
               </w:rPr>
               <w:t>Kompetensi}}</w:t>
             </w:r>
@@ -4834,12 +4877,12 @@
             <w:pPr>
               <w:jc w:val="both"/>
               <w:rPr>
-                <w:b/>
-              </w:rPr>
-            </w:pPr>
-            <w:r>
-              <w:rPr>
-                <w:b/>
+                <w:bCs/>
+              </w:rPr>
+            </w:pPr>
+            <w:r>
+              <w:rPr>
+                <w:bCs/>
               </w:rPr>
               <w:t>{{Apresiasi}}</w:t>
             </w:r>
@@ -5842,6 +5885,7 @@
   <w:style w:type="character" w:default="1" w:styleId="DefaultParagraphFont">
     <w:name w:val="Default Paragraph Font"/>
     <w:uiPriority w:val="1"/>
+    <w:semiHidden/>
     <w:unhideWhenUsed/>
   </w:style>
   <w:style w:type="table" w:default="1" w:styleId="TableNormal">

--- a/Template_DPB_Schola Amoris.docx
+++ b/Template_DPB_Schola Amoris.docx
@@ -2398,7 +2398,7 @@
             <w:pPr>
               <w:ind w:left="452"/>
               <w:rPr>
-                <w:b/>
+                <w:bCs/>
               </w:rPr>
             </w:pPr>
             <w:r>
@@ -2442,6 +2442,13 @@
                 <w:bCs/>
               </w:rPr>
               <w:t>Pelindung}}</w:t>
+            </w:r>
+            <w:r>
+              <w:rPr>
+                <w:bCs/>
+              </w:rPr>
+              <w:br/>
+              <w:t>{{Nilai_Keutamaan}}</w:t>
             </w:r>
           </w:p>
           <w:p>

--- a/Template_DPB_Schola Amoris.docx
+++ b/Template_DPB_Schola Amoris.docx
@@ -270,7 +270,21 @@
                 <w:bCs/>
                 <w:iCs/>
               </w:rPr>
-              <w:t>{{Mapel}}</w:t>
+              <w:t>{{M</w:t>
+            </w:r>
+            <w:r>
+              <w:rPr>
+                <w:bCs/>
+                <w:iCs/>
+              </w:rPr>
+              <w:t>APEL</w:t>
+            </w:r>
+            <w:r>
+              <w:rPr>
+                <w:bCs/>
+                <w:iCs/>
+              </w:rPr>
+              <w:t>}}</w:t>
             </w:r>
           </w:p>
         </w:tc>
@@ -832,22 +846,6 @@
                 <w:szCs w:val="20"/>
               </w:rPr>
               <w:t>{{Dimensi</w:t>
-            </w:r>
-            <w:r>
-              <w:rPr>
-                <w:bCs/>
-                <w:sz w:val="20"/>
-                <w:szCs w:val="20"/>
-              </w:rPr>
-              <w:t>_</w:t>
-            </w:r>
-            <w:r>
-              <w:rPr>
-                <w:bCs/>
-                <w:sz w:val="20"/>
-                <w:szCs w:val="20"/>
-              </w:rPr>
-              <w:t>Profil</w:t>
             </w:r>
             <w:r>
               <w:rPr>
@@ -2264,7 +2262,21 @@
                 <w:sz w:val="18"/>
                 <w:szCs w:val="18"/>
               </w:rPr>
-              <w:t>{{Elemen}}</w:t>
+              <w:t>{{Elemen</w:t>
+            </w:r>
+            <w:r>
+              <w:rPr>
+                <w:sz w:val="18"/>
+                <w:szCs w:val="18"/>
+              </w:rPr>
+              <w:t>_P3</w:t>
+            </w:r>
+            <w:r>
+              <w:rPr>
+                <w:sz w:val="18"/>
+                <w:szCs w:val="18"/>
+              </w:rPr>
+              <w:t>}}</w:t>
             </w:r>
           </w:p>
         </w:tc>
@@ -2637,6 +2649,8 @@
               <w:ind w:left="452"/>
               <w:rPr>
                 <w:bCs/>
+                <w:sz w:val="20"/>
+                <w:szCs w:val="20"/>
               </w:rPr>
             </w:pPr>
             <w:r>
@@ -2648,32 +2662,10 @@
             <w:r>
               <w:rPr>
                 <w:bCs/>
-              </w:rPr>
-              <w:t>{{Dimensi</w:t>
-            </w:r>
-            <w:r>
-              <w:rPr>
-                <w:bCs/>
-              </w:rPr>
-              <w:t>_</w:t>
-            </w:r>
-            <w:r>
-              <w:rPr>
-                <w:bCs/>
-              </w:rPr>
-              <w:t>Profil</w:t>
-            </w:r>
-            <w:r>
-              <w:rPr>
-                <w:bCs/>
-              </w:rPr>
-              <w:t>_</w:t>
-            </w:r>
-            <w:r>
-              <w:rPr>
-                <w:bCs/>
-              </w:rPr>
-              <w:t>Lulusan}}</w:t>
+                <w:sz w:val="20"/>
+                <w:szCs w:val="20"/>
+              </w:rPr>
+              <w:t>{{Dimensi_Lulusan}}</w:t>
             </w:r>
           </w:p>
           <w:p>

--- a/Template_DPB_Schola Amoris.docx
+++ b/Template_DPB_Schola Amoris.docx
@@ -806,23 +806,7 @@
                 <w:sz w:val="20"/>
                 <w:szCs w:val="20"/>
               </w:rPr>
-              <w:t>{{Materi</w:t>
-            </w:r>
-            <w:r>
-              <w:rPr>
-                <w:bCs/>
-                <w:sz w:val="20"/>
-                <w:szCs w:val="20"/>
-              </w:rPr>
-              <w:t>_</w:t>
-            </w:r>
-            <w:r>
-              <w:rPr>
-                <w:bCs/>
-                <w:sz w:val="20"/>
-                <w:szCs w:val="20"/>
-              </w:rPr>
-              <w:t>Esensial}}</w:t>
+              <w:t>{{Materi}}</w:t>
             </w:r>
           </w:p>
         </w:tc>
@@ -947,19 +931,6 @@
               </w:rPr>
               <w:t>{{TP_SDGs}}</w:t>
             </w:r>
-          </w:p>
-          <w:p>
-            <w:pPr>
-              <w:autoSpaceDE w:val="0"/>
-              <w:autoSpaceDN w:val="0"/>
-              <w:adjustRightInd w:val="0"/>
-              <w:rPr>
-                <w:b/>
-                <w:i/>
-                <w:sz w:val="20"/>
-                <w:szCs w:val="20"/>
-              </w:rPr>
-            </w:pPr>
           </w:p>
           <w:p>
             <w:pPr>

--- a/Template_DPB_Schola Amoris.docx
+++ b/Template_DPB_Schola Amoris.docx
@@ -667,7 +667,7 @@
               <w:rPr>
                 <w:iCs/>
               </w:rPr>
-              <w:t>{{JP}}</w:t>
+              <w:t>{{Alokasi_Waktu}}</w:t>
             </w:r>
           </w:p>
         </w:tc>
@@ -5855,7 +5855,6 @@
   <w:style w:type="character" w:default="1" w:styleId="DefaultParagraphFont">
     <w:name w:val="Default Paragraph Font"/>
     <w:uiPriority w:val="1"/>
-    <w:semiHidden/>
     <w:unhideWhenUsed/>
   </w:style>
   <w:style w:type="table" w:default="1" w:styleId="TableNormal">
